--- a/원고/2부/러시아어_컨설턴트_28아크.docx
+++ b/원고/2부/러시아어_컨설턴트_28아크.docx
@@ -963,6 +963,42 @@
         <w:t xml:space="preserve"> </w:t>
       </w:r>
       <w:r>
+        <w:t xml:space="preserve">Хотя совсем не рисковать — тоже не выход. Волков бояться — в лес не ходить.</w:t>
+      </w:r>
+    </w:p>
+    <w:p>
+      <w:pPr>
+        <w:pStyle w:val="BodyText"/>
+      </w:pPr>
+      <w:r>
+        <w:rPr>
+          <w:bCs/>
+          <w:b/>
+        </w:rPr>
+        <w:t xml:space="preserve">Кирилл:</w:t>
+      </w:r>
+      <w:r>
+        <w:t xml:space="preserve"> </w:t>
+      </w:r>
+      <w:r>
+        <w:t xml:space="preserve">Вот именно. Просто в лес — лучше идти не в одиночку.</w:t>
+      </w:r>
+    </w:p>
+    <w:p>
+      <w:pPr>
+        <w:pStyle w:val="BodyText"/>
+      </w:pPr>
+      <w:r>
+        <w:rPr>
+          <w:bCs/>
+          <w:b/>
+        </w:rPr>
+        <w:t xml:space="preserve">Настя:</w:t>
+      </w:r>
+      <w:r>
+        <w:t xml:space="preserve"> </w:t>
+      </w:r>
+      <w:r>
         <w:t xml:space="preserve">Кто, кроме Романа Дмитриевича, мог бы быть подходящим</w:t>
       </w:r>
       <w:r>
@@ -3294,6 +3330,42 @@
       </w:r>
       <w:r>
         <w:t xml:space="preserve">Хороший урок, для нас обоих.</w:t>
+      </w:r>
+    </w:p>
+    <w:p>
+      <w:pPr>
+        <w:pStyle w:val="BodyText"/>
+      </w:pPr>
+      <w:r>
+        <w:rPr>
+          <w:bCs/>
+          <w:b/>
+        </w:rPr>
+        <w:t xml:space="preserve">Игнатий:</w:t>
+      </w:r>
+      <w:r>
+        <w:t xml:space="preserve"> </w:t>
+      </w:r>
+      <w:r>
+        <w:t xml:space="preserve">Только — не увлекайтесь. Помните, у Лермонтова: «А он, мятежный, просит бури, / Как будто в бурях есть покой!» Риск — инструмент, а не самоцель.</w:t>
+      </w:r>
+    </w:p>
+    <w:p>
+      <w:pPr>
+        <w:pStyle w:val="BodyText"/>
+      </w:pPr>
+      <w:r>
+        <w:rPr>
+          <w:bCs/>
+          <w:b/>
+        </w:rPr>
+        <w:t xml:space="preserve">Настя:</w:t>
+      </w:r>
+      <w:r>
+        <w:t xml:space="preserve"> </w:t>
+      </w:r>
+      <w:r>
+        <w:t xml:space="preserve">Запомним, Игнатий Львович. Буря — ради цели, а не ради самой бури.</w:t>
       </w:r>
     </w:p>
     <w:p>

--- a/원고/2부/러시아어_컨설턴트_28아크.docx
+++ b/원고/2부/러시아어_컨설턴트_28아크.docx
@@ -4438,6 +4438,222 @@
       </w:r>
       <w:r>
         <w:t xml:space="preserve">боюсь его, впервые за долгое время.</w:t>
+      </w:r>
+    </w:p>
+    <w:p>
+      <w:r>
+        <w:br w:type="page"/>
+      </w:r>
+    </w:p>
+    <w:p>
+      <w:pPr>
+        <w:pStyle w:val="BodyText"/>
+      </w:pPr>
+      <w:r>
+        <w:rPr>
+          <w:b/>
+          <w:bCs/>
+          <w:sz w:val="32"/>
+          <w:szCs w:val="32"/>
+        </w:rPr>
+        <w:t xml:space="preserve">📚 인용 해설 노트 — 28아크</w:t>
+      </w:r>
+    </w:p>
+    <w:p>
+      <w:pPr>
+        <w:pStyle w:val="BodyText"/>
+      </w:pPr>
+      <w:r>
+        <w:rPr/>
+        <w:t xml:space="preserve">이 화에 나온 러시아 고전 인용과 속담의 뜻, 원작 맥락, 쓰인 장면, 실제 대화에서 쓰는 요령을 정리했습니다.</w:t>
+      </w:r>
+    </w:p>
+    <w:p>
+      <w:pPr>
+        <w:pStyle w:val="BodyText"/>
+      </w:pPr>
+      <w:r>
+        <w:rPr>
+          <w:b/>
+          <w:bCs/>
+          <w:sz w:val="24"/>
+          <w:szCs w:val="24"/>
+        </w:rPr>
+        <w:t xml:space="preserve">인용 1 · «Волков бояться — в лес не ходить»</w:t>
+      </w:r>
+    </w:p>
+    <w:p>
+      <w:pPr>
+        <w:pStyle w:val="BodyText"/>
+      </w:pPr>
+      <w:r>
+        <w:rPr>
+          <w:b/>
+          <w:bCs/>
+        </w:rPr>
+        <w:t xml:space="preserve">출전: </w:t>
+      </w:r>
+      <w:r>
+        <w:rPr/>
+        <w:t xml:space="preserve">러시아 속담</w:t>
+      </w:r>
+    </w:p>
+    <w:p>
+      <w:pPr>
+        <w:pStyle w:val="BodyText"/>
+      </w:pPr>
+      <w:r>
+        <w:rPr>
+          <w:b/>
+          <w:bCs/>
+        </w:rPr>
+        <w:t xml:space="preserve">뜻: </w:t>
+      </w:r>
+      <w:r>
+        <w:rPr/>
+        <w:t xml:space="preserve">늑대가 무서우면 숲에 가지 마라. 위험을 감수하지 않으면 아무것도 얻을 수 없다는 뜻입니다.</w:t>
+      </w:r>
+    </w:p>
+    <w:p>
+      <w:pPr>
+        <w:pStyle w:val="BodyText"/>
+      </w:pPr>
+      <w:r>
+        <w:rPr>
+          <w:b/>
+          <w:bCs/>
+        </w:rPr>
+        <w:t xml:space="preserve">원작·유래: </w:t>
+      </w:r>
+      <w:r>
+        <w:rPr/>
+        <w:t xml:space="preserve">숲은 땔감과 사냥감이 있는 곳이지만 늑대도 있다는 데서 나온 말입니다. 위험을 알고도 해야 할 일이라면 하라는 의미입니다.</w:t>
+      </w:r>
+    </w:p>
+    <w:p>
+      <w:pPr>
+        <w:pStyle w:val="BodyText"/>
+      </w:pPr>
+      <w:r>
+        <w:rPr>
+          <w:b/>
+          <w:bCs/>
+        </w:rPr>
+        <w:t xml:space="preserve">이 화에서: </w:t>
+      </w:r>
+      <w:r>
+        <w:rPr/>
+        <w:t xml:space="preserve">대규모 리튬 투자를 앞두고 나스탸가 '아예 위험을 안 지는 것도 답이 아니'라고 하자, 키릴이 '숲에는 혼자 가지 않는 게 좋다'며 파트너십 아이디어로 연결합니다.</w:t>
+      </w:r>
+    </w:p>
+    <w:p>
+      <w:pPr>
+        <w:pStyle w:val="BodyText"/>
+      </w:pPr>
+      <w:r>
+        <w:rPr>
+          <w:b/>
+          <w:bCs/>
+        </w:rPr>
+        <w:t xml:space="preserve">대화 활용 팁: </w:t>
+      </w:r>
+      <w:r>
+        <w:rPr/>
+        <w:t xml:space="preserve">투자, 신사업, 도전을 결정하는 순간에 씁니다. 이 장면처럼 '대신 혼자 가지는 말자'를 덧붙이면 위험 관리까지 담을 수 있습니다.</w:t>
+      </w:r>
+    </w:p>
+    <w:p>
+      <w:pPr>
+        <w:pStyle w:val="BodyText"/>
+      </w:pPr>
+      <w:r>
+        <w:rPr>
+          <w:b/>
+          <w:bCs/>
+          <w:sz w:val="24"/>
+          <w:szCs w:val="24"/>
+        </w:rPr>
+        <w:t xml:space="preserve">인용 2 · «А он, мятежный, просит бури, / Как будто в бурях есть покой!»</w:t>
+      </w:r>
+    </w:p>
+    <w:p>
+      <w:pPr>
+        <w:pStyle w:val="BodyText"/>
+      </w:pPr>
+      <w:r>
+        <w:rPr>
+          <w:b/>
+          <w:bCs/>
+        </w:rPr>
+        <w:t xml:space="preserve">출전: </w:t>
+      </w:r>
+      <w:r>
+        <w:rPr/>
+        <w:t xml:space="preserve">미하일 레르몬토프, 시 「돛」(Парус, 1832)</w:t>
+      </w:r>
+    </w:p>
+    <w:p>
+      <w:pPr>
+        <w:pStyle w:val="BodyText"/>
+      </w:pPr>
+      <w:r>
+        <w:rPr>
+          <w:b/>
+          <w:bCs/>
+        </w:rPr>
+        <w:t xml:space="preserve">뜻: </w:t>
+      </w:r>
+      <w:r>
+        <w:rPr/>
+        <w:t xml:space="preserve">그러나 반항하는 그는 폭풍을 청한다. 마치 폭풍 속에 평온이 있다는 듯이!</w:t>
+      </w:r>
+    </w:p>
+    <w:p>
+      <w:pPr>
+        <w:pStyle w:val="BodyText"/>
+      </w:pPr>
+      <w:r>
+        <w:rPr>
+          <w:b/>
+          <w:bCs/>
+        </w:rPr>
+        <w:t xml:space="preserve">원작·유래: </w:t>
+      </w:r>
+      <w:r>
+        <w:rPr/>
+        <w:t xml:space="preserve">푸른 바다 위 외로운 돛을 그린, 러시아 학생이라면 누구나 외우는 시의 마지막 두 줄입니다. 안주하지 못하고 늘 격랑을 찾는 낭만적인 영혼을 상징합니다.</w:t>
+      </w:r>
+    </w:p>
+    <w:p>
+      <w:pPr>
+        <w:pStyle w:val="BodyText"/>
+      </w:pPr>
+      <w:r>
+        <w:rPr>
+          <w:b/>
+          <w:bCs/>
+        </w:rPr>
+        <w:t xml:space="preserve">이 화에서: </w:t>
+      </w:r>
+      <w:r>
+        <w:rPr/>
+        <w:t xml:space="preserve">창립자 이그나티가 대담한 결정을 앞둔 키릴과 나스탸에게 '위험은 도구이지 목적이 아니다'라고 경계하며 인용합니다.</w:t>
+      </w:r>
+    </w:p>
+    <w:p>
+      <w:pPr>
+        <w:pStyle w:val="BodyText"/>
+      </w:pPr>
+      <w:r>
+        <w:rPr>
+          <w:b/>
+          <w:bCs/>
+        </w:rPr>
+        <w:t xml:space="preserve">대화 활용 팁: </w:t>
+      </w:r>
+      <w:r>
+        <w:rPr/>
+        <w:t xml:space="preserve">모험을 즐기는 동료를 두고 감탄 반, 걱정 반으로 쓸 수 있습니다. 위기를 찾아다니는 듯한 사람을 부드럽게 경계할 때도 좋습니다. 매우 유명한 구절이라 러시아인과의 대화에서 공감을 얻기 쉽습니다.</w:t>
       </w:r>
     </w:p>
     <w:sectPr/>
